--- a/GD4/KLTN_draft_full.docx
+++ b/GD4/KLTN_draft_full.docx
@@ -73,7 +73,7 @@
           <w:i w:val="0"/>
           <w:sz w:val="28"/>
         </w:rPr>
-        <w:t>&lt;HỌ TÊN SINH VIÊN&gt; – &lt;MSSV&gt;</w:t>
+        <w:t>NGUYỄN HOÀNG NAM – 22520916</w:t>
       </w:r>
     </w:p>
     <w:p>
@@ -255,7 +255,7 @@
           <w:i w:val="0"/>
           <w:sz w:val="28"/>
         </w:rPr>
-        <w:t>&lt;HỌ TÊN SINH VIÊN&gt; – &lt;MSSV&gt;</w:t>
+        <w:t>NGUYỄN HOÀNG NAM – 22520916</w:t>
       </w:r>
     </w:p>
     <w:p>
@@ -315,7 +315,7 @@
           <w:i w:val="0"/>
           <w:sz w:val="26"/>
         </w:rPr>
-        <w:t>TS. Nguyen Duy Xuan Bach</w:t>
+        <w:t>ThS. Nguyễn Duy Xuân Bách</w:t>
       </w:r>
     </w:p>
     <w:p>
@@ -444,7 +444,7 @@
           <w:i w:val="0"/>
           <w:sz w:val="26"/>
         </w:rPr>
-        <w:t>&lt;Điền: Lời cảm ơn TS. Nguyen Duy Xuan Bach — GVHD, Khoa Kỹ thuật Máy tính UIT; quý thầy cô khoa; gia đình, bạn bè.&gt;</w:t>
+        <w:t>&lt;Điền: Lời cảm ơn ThS. Nguyễn Duy Xuân Bách — GVHD, Khoa Kỹ thuật Máy tính UIT; quý thầy cô khoa; gia đình, bạn bè.&gt;</w:t>
       </w:r>
     </w:p>
     <w:p>

--- a/GD4/KLTN_draft_full.docx
+++ b/GD4/KLTN_draft_full.docx
@@ -161,7 +161,7 @@
           <w:i w:val="0"/>
           <w:sz w:val="28"/>
         </w:rPr>
-        <w:t>KỸ SƯ NGÀNH KỸ THUẬT MÁY TÍNH</w:t>
+        <w:t>CỬ NHÂN NGÀNH KỸ THUẬT MÁY TÍNH</w:t>
       </w:r>
     </w:p>
     <w:p>
